--- a/zht/docx/12.content.docx
+++ b/zht/docx/12.content.docx
@@ -11,6 +11,15 @@
         <w:pStyle w:val="Heading2"/>
       </w:pPr>
       <w:r>
+        <w:t>Resource: 研讀筆記 (Tyndale)</w:t>
+      </w:r>
+      <w:r/>
+    </w:p>
+    <w:p>
+      <w:pPr>
+        <w:pStyle w:val="Heading2"/>
+      </w:pPr>
+      <w:r>
         <w:t>License Information</w:t>
       </w:r>
       <w:r/>
@@ -21,7 +30,7 @@
         <w:rPr>
           <w:b/>
         </w:rPr>
-        <w:t>Study Notes (Tyndale)</w:t>
+        <w:t>研讀筆記 (Tyndale)</w:t>
       </w:r>
       <w:r>
         <w:t xml:space="preserve"> (Chinese (Traditional)) is based on</w:t>
@@ -74,7 +83,7 @@
         <w:pStyle w:val="Heading1"/>
       </w:pPr>
       <w:r>
-        <w:t>Study Notes (Tyndale)</w:t>
+        <w:t>研讀筆記 (Tyndale)</w:t>
       </w:r>
     </w:p>
     <w:p>
@@ -83,6 +92,50 @@
           <w:headerReference w:type="even" r:id="rId8"/>
           <w:headerReference w:type="default" r:id="rId9"/>
           <w:footerReference w:type="default" r:id="rId10"/>
+          <w:footnotePr>
+            <w:numRestart w:val="eachSect"/>
+          </w:footnotePr>
+          <w:type w:val="continuous"/>
+          <w:pgSz w:w="12240" w:h="15840" w:code="1"/>
+          <w:pgMar w:top="1440" w:right="1440" w:bottom="1440" w:left="1440" w:header="504" w:footer="504" w:gutter="0"/>
+          <w:cols w:space="708"/>
+          <w:titlePg/>
+          <w:docGrid w:linePitch="360"/>
+        </w:sectPr>
+      </w:pPr>
+    </w:p>
+    <w:p>
+      <w:r/>
+    </w:p>
+    <w:p>
+      <w:pPr>
+        <w:pStyle w:val="Heading2"/>
+      </w:pPr>
+      <w:r>
+        <w:t>2KI</w:t>
+      </w:r>
+      <w:r/>
+    </w:p>
+    <w:p>
+      <w:r/>
+      <w:r>
+        <w:rPr>
+          <w:i/>
+        </w:rPr>
+        <w:t>列王紀下 1:1, 列王紀下 1:2, 列王紀下 1:3–4, 列王紀下 1:9–10, 列王紀下 1:11–13, 列王紀下 1:13–14, 列王紀下 1:15, 列王紀下 1:16, 列王紀下 1:17, 列王紀下 2:1–18, 列王紀下 2:2–6, 列王紀下 2:8, 列王紀下 2:9–10, 列王紀下 2:11, 列王紀下 2:12, 列王紀下 2:13–15, 列王紀下 2:16–18, 列王紀下 2:20–22, 列王紀下 2:23, 列王紀下 3:2, 列王紀下 3:4–5, 列王紀下 3:4–27, 列王紀下 3:6–7, 列王紀下 3:8–9, 列王紀下 3:11–12, 列王紀下 3:13–14, 列王紀下 3:15, 列王紀下 3:18–20, 列王紀下 3:24–25, 列王紀下 3:26, 列王紀下 3:27, 列王紀下 4:1, 列王紀下 4:4, 列王紀下 4:5–6, 列王紀下 4:8–37, 列王紀下 4:9–10, 列王紀下 4:11–14, 列王紀下 4:15–16, 列王紀下 4:18–20, 列王紀下 4:21, 列王紀下 4:24–26, 列王紀下 4:27, 列王紀下 4:28, 列王紀下 4:29, 列王紀下 4:31, 列王紀下 4:33, 列王紀下 4:34–35, 列王紀下 4:36–37, 列王紀下 4:38, 列王紀下 4:39–41, 列王紀下 4:42–44, 列王紀下 5:1, 列王紀下 5:2–3, 列王紀下 5:5–6, 列王紀下 5:7, 列王紀下 5:8, 列王紀下 5:9–12, 列王紀下 5:13–14, 列王紀下 5:15–16, 列王紀下 5:17, 列王紀下 5:18, 列王紀下 5:22–23, 列王紀下 5:24, 列王紀下 5:25–27, 列王紀下 6:1–2, 列王紀下 6:5, 列王紀下 6:8–10, 列王紀下 6:11–14, 列王紀下 6:15, 列王紀下 6:16–17, 列王紀下 6:21, 列王紀下 6:23, 列王紀下 6:24–25, 列王紀下 6:26–29, 列王紀下 6:30, 列王紀下 6:31, 列王紀下 6:32, 列王紀下 6:33, 列王紀下 7:1, 列王紀下 7:2, 列王紀下 7:3, 列王紀下 7:5–7, 列王紀下 7:8–9, 列王紀下 7:10–12, 列王紀下 7:13–17, 列王紀下 7:18–20, 列王紀下 8:3, 列王紀下 8:4–5, 列王紀下 8:6, 列王紀下 8:7, 列王紀下 8:8, 列王紀下 8:9, 列王紀下 8:10, 列王紀下 8:11, 列王紀下 8:13, 列王紀下 8:15, 列王紀下 8:16, 列王紀下 8:17, 列王紀下 8:18, 列王紀下 8:19, 列王紀下 8:22, 列王紀下 8:24, 列王紀下 8:25, 列王紀下 8:28–29, 列王紀下 9:1–3, 列王紀下 9:1–37, 列王紀下 9:2, 列王紀下 9:4–10, 列王紀下 9:11, 列王紀下 9:13, 列王紀下 9:14–15, 列王紀下 9:16, 列王紀下 9:21, 列王紀下 9:22–24, 列王紀下 9:27–28, 列王紀下 9:30, 列王紀下 9:31, 列王紀下 9:32–33, 列王紀下 9:34, 列王紀下 9:34–37, 列王紀下 10:1, 列王紀下 10:1–27, 列王紀下 10:2–5, 列王紀下 10:6–7, 列王紀下 10:9–10, 列王紀下 10:11, 列王紀下 10:12–14, 列王紀下 10:15, 列王紀下 10:18–19, 列王紀下 10:18–27, 列王紀下 10:25–26, 列王紀下 10:27, 列王紀下 10:28–29, 列王紀下 10:30, 列王紀下 10:31–33, 列王紀下 11:1–16, 列王紀下 11:2, 列王紀下 11:3, 列王紀下 11:4, 列王紀下 11:5–8, 列王紀下 11:11–12, 列王紀下 11:13–14, 列王紀下 11:16, 列王紀下 11:17, 列王紀下 11:18, 列王紀下 11:19–20, 列王紀下 11:21–12.21, 列王紀下 12:1, 列王紀下 12:2–3, 列王紀下 12:4–8, 列王紀下 12:9–11, 列王紀下 12:17, 列王紀下 12:18, 列王紀下 12:20, 列王紀下 12:20–21, 列王紀下 13:1–2, 列王紀下 13:3, 列王紀下 13:4–5, 列王紀下 13:6, 列王紀下 13:7, 列王紀下 13:10–13, 列王紀下 13:14, 列王紀下 13:15–17, 列王紀下 13:18–19, 列王紀下 13:20–21, 列王紀下 13:23, 列王紀下 13:24–25, 列王紀下 14:1–2, 列王紀下 14:3–4, 列王紀下 14:5–6, 列王紀下 14:7, 列王紀下 14:8, 列王紀下 14:9–10, 列王紀下 14:11–12, 列王紀下 14:13–14, 列王紀下 14:17–18, 列王紀下 14:19–20, 列王紀下 14:21, 列王紀下 14:22, 列王紀下 14:23, 列王紀下 14:24, 列王紀下 14:25, 列王紀下 14:26–28, 列王紀下 15:1–3, 列王紀下 15:4, 列王紀下 15:5, 列王紀下 15:8–12, 列王紀下 15:13, 列王紀下 15:14, 列王紀下 15:16, 列王紀下 15:19–20, 列王紀下 15:23–25, 列王紀下 15:27, 列王紀下 15:29–30, 列王紀下 15:32–33, 列王紀下 15:34–35, 列王紀下 15:37, 列王紀下 16:1–2, 列王紀下 16:2–3, 列王紀下 16:5–6, 列王紀下 16:6, 列王紀下 16:7–9, 列王紀下 16:9, 列王紀下 16:10–11, 列王紀下 16:12–13, 列王紀下 16:14, 列王紀下 16:15–16, 列王紀下 16:17–18, 列王紀下 16:19, 列王紀下 17:1, 列王紀下 17:1–23, 列王紀下 17:2, 列王紀下 17:3–4, 列王紀下 17:5–6, 列王紀下 17:7, 列王紀下 17:8–13, 列王紀下 17:11, 列王紀下 17:14–15, 列王紀下 17:16–17, 列王紀下 17:18–20, 列王紀下 17:21–23, 列王紀下 17:24, 列王紀下 17:24–41, 列王紀下 17:26–31, 列王紀下 17:32–34, 列王紀下 17:35–39, 列王紀下 17:40–41, 列王紀下 18:1–2, 列王紀下 18:1–12, 列王紀下 18:3–4, 列王紀下 18:5–6, 列王紀下 18:7–8, 列王紀下 18:9–12, 列王紀下 18:13, 列王紀下 18:14, 列王紀下 18:15–16, 列王紀下 18:17, 列王紀下 18:19–22, 列王紀下 18:23–24, 列王紀下 18:25, 列王紀下 18:26, 列王紀下 18:27, 列王紀下 18:28–30, 列王紀下 18:31–32, 列王紀下 18:32–35, 列王紀下 18:37, 列王紀下 19:1, 列王紀下 19:2–3, 列王紀下 19:4, 列王紀下 19:8, 列王紀下 19:9, 列王紀下 19:10–13, 列王紀下 19:14–19, 列王紀下 19:16–19, 列王紀下 19:21–28, 列王紀下 19:23–24, 列王紀下 19:25–26, 列王紀下 19:27–28, 列王紀下 19:29–30, 列王紀下 19:31, 列王紀下 19:32–34, 列王紀下 19:35, 列王紀下 19:36, 列王紀下 19:37, 列王紀下 20:1, 列王紀下 20:1–19, 列王紀下 20:2–3, 列王紀下 20:5, 列王紀下 20:6, 列王紀下 20:8, 列王紀下 20:10, 列王紀下 20:12–13, 列王紀下 20:17, 列王紀下 20:18, 列王紀下 20:20, 列王紀下 21:1–2, 列王紀下 21:3–5, 列王紀下 21:6, 列王紀下 21:11, 列王紀下 21:12, 列王紀下 21:14–15, 列王紀下 21:16, 列王紀下 21:17, 列王紀下 21:18, 列王紀下 21:19–22, 列王紀下 21:26, 列王紀下 22:1–2, 列王紀下 22:3–4, 列王紀下 22:5–7, 列王紀下 22:8–10, 列王紀下 22:11–13, 列王紀下 22:14, 列王紀下 22:15–17, 列王紀下 22:18–20, 列王紀下 23:1–2, 列王紀下 23:3, 列王紀下 23:4, 列王紀下 23:5–7, 列王紀下 23:8–9, 列王紀下 23:10, 列王紀下 23:11, 列王紀下 23:12, 列王紀下 23:13, 列王紀下 23:15–17, 列王紀下 23:19–20, 列王紀下 23:21–23, 列王紀下 23:24–25, 列王紀下 23:26–27, 列王紀下 23:28–30, 列王紀下 23:29, 列王紀下 23:30, 列王紀下 23:31–34, 列王紀下 23:32, 列王紀下 23:33, 列王紀下 23:34, 列王紀下 23:36, 列王紀下 23:37, 列王紀下 24:1, 列王紀下 24:1–25.21, 列王紀下 24:2, 列王紀下 24:3, 列王紀下 24:4, 列王紀下 24:6, 列王紀下 24:7, 列王紀下 24:8, 列王紀下 24:10–12, 列王紀下 24:13, 列王紀下 24:14–16, 列王紀下 24:17, 列王紀下 24:18–20, 列王紀下 25:1, 列王紀下 25:4, 列王紀下 25:6, 列王紀下 25:7, 列王紀下 25:8, 列王紀下 25:9–10, 列王紀下 25:11–12, 列王紀下 25:13–16, 列王紀下 25:17, 列王紀下 25:18–20, 列王紀下 25:21, 列王紀下 25:22, 列王紀下 25:22–30, 列王紀下 25:23–24, 列王紀下 25:25, 列王紀下 25:26, 列王紀下 25:27–30</w:t>
+      </w:r>
+    </w:p>
+    <w:p>
+      <w:r/>
+      <w:r>
+        <w:t xml:space="preserve"> </w:t>
+      </w:r>
+      <w:r/>
+      <w:r/>
+    </w:p>
+    <w:p>
+      <w:pPr>
+        <w:sectPr>
           <w:footnotePr>
             <w:numRestart w:val="eachSect"/>
           </w:footnotePr>

--- a/zht/docx/12.content.docx
+++ b/zht/docx/12.content.docx
@@ -163,13 +163,6 @@
         <w:rPr>
           <w:lang w:val="zh_TW" w:bidi="zh_TW"/>
         </w:rPr>
-      </w:r>
-      <w:r>
-        <w:rPr>
-          <w:i/>
-          <w:lang w:val="zh_TW" w:bidi="zh_TW"/>
-        </w:rPr>
-        <w:t>列王紀下 1:1, 列王紀下 1:2, 列王紀下 1:3–4, 列王紀下 1:9–10, 列王紀下 1:11–13, 列王紀下 1:13–14, 列王紀下 1:15, 列王紀下 1:16, 列王紀下 1:17, 列王紀下 2:1–18, 列王紀下 2:2–6, 列王紀下 2:8, 列王紀下 2:9–10, 列王紀下 2:11, 列王紀下 2:12, 列王紀下 2:13–15, 列王紀下 2:16–18, 列王紀下 2:20–22, 列王紀下 2:23, 列王紀下 3:2, 列王紀下 3:4–5, 列王紀下 3:4–27, 列王紀下 3:6–7, 列王紀下 3:8–9, 列王紀下 3:11–12, 列王紀下 3:13–14, 列王紀下 3:15, 列王紀下 3:18–20, 列王紀下 3:24–25, 列王紀下 3:26, 列王紀下 3:27, 列王紀下 4:1, 列王紀下 4:4, 列王紀下 4:5–6, 列王紀下 4:8–37, 列王紀下 4:9–10, 列王紀下 4:11–14, 列王紀下 4:15–16, 列王紀下 4:18–20, 列王紀下 4:21, 列王紀下 4:24–26, 列王紀下 4:27, 列王紀下 4:28, 列王紀下 4:29, 列王紀下 4:31, 列王紀下 4:33, 列王紀下 4:34–35, 列王紀下 4:36–37, 列王紀下 4:38, 列王紀下 4:39–41, 列王紀下 4:42–44, 列王紀下 5:1, 列王紀下 5:2–3, 列王紀下 5:5–6, 列王紀下 5:7, 列王紀下 5:8, 列王紀下 5:9–12, 列王紀下 5:13–14, 列王紀下 5:15–16, 列王紀下 5:17, 列王紀下 5:18, 列王紀下 5:22–23, 列王紀下 5:24, 列王紀下 5:25–27, 列王紀下 6:1–2, 列王紀下 6:5, 列王紀下 6:8–10, 列王紀下 6:11–14, 列王紀下 6:15, 列王紀下 6:16–17, 列王紀下 6:21, 列王紀下 6:23, 列王紀下 6:24–25, 列王紀下 6:26–29, 列王紀下 6:30, 列王紀下 6:31, 列王紀下 6:32, 列王紀下 6:33, 列王紀下 7:1, 列王紀下 7:2, 列王紀下 7:3, 列王紀下 7:5–7, 列王紀下 7:8–9, 列王紀下 7:10–12, 列王紀下 7:13–17, 列王紀下 7:18–20, 列王紀下 8:3, 列王紀下 8:4–5, 列王紀下 8:6, 列王紀下 8:7, 列王紀下 8:8, 列王紀下 8:9, 列王紀下 8:10, 列王紀下 8:11, 列王紀下 8:13, 列王紀下 8:15, 列王紀下 8:16, 列王紀下 8:17, 列王紀下 8:18, 列王紀下 8:19, 列王紀下 8:22, 列王紀下 8:24, 列王紀下 8:25, 列王紀下 8:28–29, 列王紀下 9:1–3, 列王紀下 9:1–37, 列王紀下 9:2, 列王紀下 9:4–10, 列王紀下 9:11, 列王紀下 9:13, 列王紀下 9:14–15, 列王紀下 9:16, 列王紀下 9:21, 列王紀下 9:22–24, 列王紀下 9:27–28, 列王紀下 9:30, 列王紀下 9:31, 列王紀下 9:32–33, 列王紀下 9:34, 列王紀下 9:34–37, 列王紀下 10:1, 列王紀下 10:1–27, 列王紀下 10:2–5, 列王紀下 10:6–7, 列王紀下 10:9–10, 列王紀下 10:11, 列王紀下 10:12–14, 列王紀下 10:15, 列王紀下 10:18–19, 列王紀下 10:18–27, 列王紀下 10:25–26, 列王紀下 10:27, 列王紀下 10:28–29, 列王紀下 10:30, 列王紀下 10:31–33, 列王紀下 11:1–16, 列王紀下 11:2, 列王紀下 11:3, 列王紀下 11:4, 列王紀下 11:5–8, 列王紀下 11:11–12, 列王紀下 11:13–14, 列王紀下 11:16, 列王紀下 11:17, 列王紀下 11:18, 列王紀下 11:19–20, 列王紀下 11:21–12.21, 列王紀下 12:1, 列王紀下 12:2–3, 列王紀下 12:4–8, 列王紀下 12:9–11, 列王紀下 12:17, 列王紀下 12:18, 列王紀下 12:20, 列王紀下 12:20–21, 列王紀下 13:1–2, 列王紀下 13:3, 列王紀下 13:4–5, 列王紀下 13:6, 列王紀下 13:7, 列王紀下 13:10–13, 列王紀下 13:14, 列王紀下 13:15–17, 列王紀下 13:18–19, 列王紀下 13:20–21, 列王紀下 13:23, 列王紀下 13:24–25, 列王紀下 14:1–2, 列王紀下 14:3–4, 列王紀下 14:5–6, 列王紀下 14:7, 列王紀下 14:8, 列王紀下 14:9–10, 列王紀下 14:11–12, 列王紀下 14:13–14, 列王紀下 14:17–18, 列王紀下 14:19–20, 列王紀下 14:21, 列王紀下 14:22, 列王紀下 14:23, 列王紀下 14:24, 列王紀下 14:25, 列王紀下 14:26–28, 列王紀下 15:1–3, 列王紀下 15:4, 列王紀下 15:5, 列王紀下 15:8–12, 列王紀下 15:13, 列王紀下 15:14, 列王紀下 15:16, 列王紀下 15:19–20, 列王紀下 15:23–25, 列王紀下 15:27, 列王紀下 15:29–30, 列王紀下 15:32–33, 列王紀下 15:34–35, 列王紀下 15:37, 列王紀下 16:1–2, 列王紀下 16:2–3, 列王紀下 16:5–6, 列王紀下 16:6, 列王紀下 16:7–9, 列王紀下 16:9, 列王紀下 16:10–11, 列王紀下 16:12–13, 列王紀下 16:14, 列王紀下 16:15–16, 列王紀下 16:17–18, 列王紀下 16:19, 列王紀下 17:1, 列王紀下 17:1–23, 列王紀下 17:2, 列王紀下 17:3–4, 列王紀下 17:5–6, 列王紀下 17:7, 列王紀下 17:8–13, 列王紀下 17:11, 列王紀下 17:14–15, 列王紀下 17:16–17, 列王紀下 17:18–20, 列王紀下 17:21–23, 列王紀下 17:24, 列王紀下 17:24–41, 列王紀下 17:26–31, 列王紀下 17:32–34, 列王紀下 17:35–39, 列王紀下 17:40–41, 列王紀下 18:1–2, 列王紀下 18:1–12, 列王紀下 18:3–4, 列王紀下 18:5–6, 列王紀下 18:7–8, 列王紀下 18:9–12, 列王紀下 18:13, 列王紀下 18:14, 列王紀下 18:15–16, 列王紀下 18:17, 列王紀下 18:19–22, 列王紀下 18:23–24, 列王紀下 18:25, 列王紀下 18:26, 列王紀下 18:27, 列王紀下 18:28–30, 列王紀下 18:31–32, 列王紀下 18:32–35, 列王紀下 18:37, 列王紀下 19:1, 列王紀下 19:2–3, 列王紀下 19:4, 列王紀下 19:8, 列王紀下 19:9, 列王紀下 19:10–13, 列王紀下 19:14–19, 列王紀下 19:16–19, 列王紀下 19:21–28, 列王紀下 19:23–24, 列王紀下 19:25–26, 列王紀下 19:27–28, 列王紀下 19:29–30, 列王紀下 19:31, 列王紀下 19:32–34, 列王紀下 19:35, 列王紀下 19:36, 列王紀下 19:37, 列王紀下 20:1, 列王紀下 20:1–19, 列王紀下 20:2–3, 列王紀下 20:5, 列王紀下 20:6, 列王紀下 20:8, 列王紀下 20:10, 列王紀下 20:12–13, 列王紀下 20:17, 列王紀下 20:18, 列王紀下 20:20, 列王紀下 21:1–2, 列王紀下 21:3–5, 列王紀下 21:6, 列王紀下 21:11, 列王紀下 21:12, 列王紀下 21:14–15, 列王紀下 21:16, 列王紀下 21:17, 列王紀下 21:18, 列王紀下 21:19–22, 列王紀下 21:26, 列王紀下 22:1–2, 列王紀下 22:3–4, 列王紀下 22:5–7, 列王紀下 22:8–10, 列王紀下 22:11–13, 列王紀下 22:14, 列王紀下 22:15–17, 列王紀下 22:18–20, 列王紀下 23:1–2, 列王紀下 23:3, 列王紀下 23:4, 列王紀下 23:5–7, 列王紀下 23:8–9, 列王紀下 23:10, 列王紀下 23:11, 列王紀下 23:12, 列王紀下 23:13, 列王紀下 23:15–17, 列王紀下 23:19–20, 列王紀下 23:21–23, 列王紀下 23:24–25, 列王紀下 23:26–27, 列王紀下 23:28–30, 列王紀下 23:29, 列王紀下 23:30, 列王紀下 23:31–34, 列王紀下 23:32, 列王紀下 23:33, 列王紀下 23:34, 列王紀下 23:36, 列王紀下 23:37, 列王紀下 24:1, 列王紀下 24:1–25.21, 列王紀下 24:2, 列王紀下 24:3, 列王紀下 24:4, 列王紀下 24:6, 列王紀下 24:7, 列王紀下 24:8, 列王紀下 24:10–12, 列王紀下 24:13, 列王紀下 24:14–16, 列王紀下 24:17, 列王紀下 24:18–20, 列王紀下 25:1, 列王紀下 25:4, 列王紀下 25:6, 列王紀下 25:7, 列王紀下 25:8, 列王紀下 25:9–10, 列王紀下 25:11–12, 列王紀下 25:13–16, 列王紀下 25:17, 列王紀下 25:18–20, 列王紀下 25:21, 列王紀下 25:22, 列王紀下 25:22–30, 列王紀下 25:23–24, 列王紀下 25:25, 列王紀下 25:26, 列王紀下 25:27–30</w:t>
       </w:r>
       <w:r>
         <w:rPr>

--- a/zht/docx/12.content.docx
+++ b/zht/docx/12.content.docx
@@ -150,19 +150,6 @@
           <w:lang w:val="zh_TW" w:bidi="zh_TW"/>
         </w:rPr>
         <w:t>2KI</w:t>
-      </w:r>
-      <w:r>
-        <w:rPr>
-          <w:lang w:val="zh_TW" w:bidi="zh_TW"/>
-        </w:rPr>
-      </w:r>
-    </w:p>
-    <w:p>
-      <w:pPr/>
-      <w:r>
-        <w:rPr>
-          <w:lang w:val="zh_TW" w:bidi="zh_TW"/>
-        </w:rPr>
       </w:r>
       <w:r>
         <w:rPr>

--- a/zht/docx/12.content.docx
+++ b/zht/docx/12.content.docx
@@ -19,7 +19,7 @@
         <w:rPr>
           <w:lang w:val="zh_TW" w:bidi="zh_TW"/>
         </w:rPr>
-        <w:t>Resource: 研讀筆記 (Tyndale)</w:t>
+        <w:t>Resource: Tyndale Open Study Notes</w:t>
       </w:r>
       <w:r>
         <w:rPr>
@@ -112,7 +112,7 @@
         <w:rPr>
           <w:lang w:val="zh_TW" w:bidi="zh_TW"/>
         </w:rPr>
-        <w:t>研讀筆記 (Tyndale)</w:t>
+        <w:t>Tyndale Open Study Notes</w:t>
       </w:r>
     </w:p>
     <w:p>

--- a/zht/docx/12.content.docx
+++ b/zht/docx/12.content.docx
@@ -19,7 +19,7 @@
         <w:rPr>
           <w:lang w:val="zh_TW" w:bidi="zh_TW"/>
         </w:rPr>
-        <w:t>Resource: Tyndale Open Study Notes</w:t>
+        <w:t>Resource: Aquifer Open Study Notes</w:t>
       </w:r>
       <w:r>
         <w:rPr>
@@ -112,7 +112,7 @@
         <w:rPr>
           <w:lang w:val="zh_TW" w:bidi="zh_TW"/>
         </w:rPr>
-        <w:t>Tyndale Open Study Notes</w:t>
+        <w:t>Aquifer Open Study Notes</w:t>
       </w:r>
     </w:p>
     <w:p>
